--- a/Science_Teesside/Teaching_Packs/BUILD/lessons/W7B/BUILD_Science_Autumn1_W7B_Food_Chain_Investigation_Pupil.docx
+++ b/Science_Teesside/Teaching_Packs/BUILD/lessons/W7B/BUILD_Science_Autumn1_W7B_Food_Chain_Investigation_Pupil.docx
@@ -5,8 +5,15 @@
     <w:p>
       <w:pPr>
         <w:pStyle w:val="Kicker"/>
+        <w:pBdr>
+          <w:left w:val="single" w:sz="20" w:color="28685E" w:space="7"/>
+        </w:pBdr>
+        <w:ind w:left="140"/>
       </w:pPr>
       <w:r>
+        <w:rPr>
+          <w:rFonts w:ascii="Arial" w:hAnsi="Arial"/>
+        </w:rPr>
         <w:t>PUPIL WORKSHEET</w:t>
       </w:r>
     </w:p>
@@ -15,6 +22,12 @@
         <w:pStyle w:val="Title"/>
       </w:pPr>
       <w:r>
+        <w:rPr>
+          <w:rFonts w:ascii="Arial" w:hAnsi="Arial"/>
+          <w:b/>
+          <w:color w:val="152B3A"/>
+          <w:sz w:val="48"/>
+        </w:rPr>
         <w:t>Food-chain change investigation</w:t>
       </w:r>
     </w:p>
@@ -23,41 +36,65 @@
         <w:pStyle w:val="Subtitle"/>
       </w:pPr>
       <w:r>
+        <w:rPr>
+          <w:rFonts w:ascii="Arial" w:hAnsi="Arial"/>
+          <w:i w:val="0"/>
+          <w:sz w:val="22"/>
+        </w:rPr>
         <w:t>Autumn 1 · Week 7 · Lesson B</w:t>
       </w:r>
     </w:p>
     <w:p>
       <w:r>
+        <w:rPr>
+          <w:rFonts w:ascii="Arial" w:hAnsi="Arial"/>
+        </w:rPr>
         <w:t>Name: ____________________________    Date: __________________</w:t>
       </w:r>
     </w:p>
     <w:p>
       <w:pPr>
         <w:pStyle w:val="Callout"/>
-        <w:shd w:fill="F7F4EC"/>
+        <w:shd w:fill="F1F5F0" w:val="clear"/>
         <w:pBdr>
-          <w:left w:val="single" w:sz="18" w:space="8" w:color="28675C"/>
+          <w:left w:val="single" w:sz="20" w:space="8" w:color="28685E"/>
         </w:pBdr>
+        <w:ind w:left="140" w:right="60"/>
       </w:pPr>
       <w:r>
+        <w:rPr>
+          <w:rFonts w:ascii="Arial" w:hAnsi="Arial"/>
+        </w:rPr>
         <w:t>Build two food-chain models, repair arrow errors and make qualified predictions about a reduced plant food source.</w:t>
       </w:r>
     </w:p>
     <w:p>
       <w:r>
+        <w:rPr>
+          <w:rFonts w:ascii="Arial" w:hAnsi="Arial"/>
+        </w:rPr>
         <w:t>Use this sheet with the lesson. You may point, sign, speak, draw, write, dictate or direct an adult. Keep your first idea so you can show what changed.</w:t>
       </w:r>
     </w:p>
     <w:p>
       <w:pPr>
         <w:pStyle w:val="Heading1"/>
+        <w:pBdr>
+          <w:bottom w:val="single" w:sz="6" w:color="DCE7DD" w:space="4"/>
+        </w:pBdr>
       </w:pPr>
       <w:r>
+        <w:rPr>
+          <w:rFonts w:ascii="Arial" w:hAnsi="Arial"/>
+        </w:rPr>
         <w:t>1. Build two chains</w:t>
       </w:r>
     </w:p>
     <w:p>
       <w:r>
+        <w:rPr>
+          <w:rFonts w:ascii="Arial" w:hAnsi="Arial"/>
+        </w:rPr>
         <w:t>Use each feeding clue to build and label a model.</w:t>
       </w:r>
     </w:p>
@@ -69,18 +106,18 @@
         <w:tblW w:w="9866" w:type="dxa"/>
         <w:tblInd w:w="120" w:type="dxa"/>
         <w:tblCellMar>
-          <w:top w:w="100" w:type="dxa"/>
-          <w:left w:w="100" w:type="dxa"/>
-          <w:bottom w:w="100" w:type="dxa"/>
-          <w:right w:w="100" w:type="dxa"/>
+          <w:top w:w="95" w:type="dxa"/>
+          <w:left w:w="120" w:type="dxa"/>
+          <w:bottom w:w="95" w:type="dxa"/>
+          <w:right w:w="120" w:type="dxa"/>
         </w:tblCellMar>
         <w:tblBorders>
-          <w:top w:val="single" w:sz="4" w:color="ACBBB7"/>
-          <w:left w:val="single" w:sz="4" w:color="ACBBB7"/>
-          <w:bottom w:val="single" w:sz="4" w:color="ACBBB7"/>
-          <w:right w:val="single" w:sz="4" w:color="ACBBB7"/>
-          <w:insideH w:val="single" w:sz="4" w:color="ACBBB7"/>
-          <w:insideV w:val="single" w:sz="4" w:color="ACBBB7"/>
+          <w:top w:val="single" w:sz="4" w:color="9DB9AC"/>
+          <w:left w:val="single" w:sz="4" w:color="9DB9AC"/>
+          <w:bottom w:val="single" w:sz="4" w:color="9DB9AC"/>
+          <w:right w:val="single" w:sz="4" w:color="9DB9AC"/>
+          <w:insideH w:val="single" w:sz="4" w:color="9DB9AC"/>
+          <w:insideV w:val="single" w:sz="4" w:color="9DB9AC"/>
         </w:tblBorders>
       </w:tblPr>
       <w:tblGrid>
@@ -97,16 +134,17 @@
           <w:tcPr>
             <w:vAlign w:val="center"/>
             <w:tcW w:w="1278" w:type="dxa"/>
-            <w:shd w:fill="F7F4EC"/>
+            <w:shd w:fill="28685E" w:val="clear"/>
           </w:tcPr>
           <w:p>
             <w:pPr>
-              <w:spacing w:after="20" w:before="20"/>
+              <w:spacing w:after="20" w:before="20" w:line="250" w:lineRule="auto"/>
             </w:pPr>
             <w:r>
               <w:rPr>
+                <w:rFonts w:ascii="Arial" w:hAnsi="Arial"/>
                 <w:b/>
-                <w:color w:val="173348"/>
+                <w:color w:val="FFFFFF"/>
                 <w:sz w:val="21"/>
               </w:rPr>
               <w:t>Model</w:t>
@@ -117,16 +155,17 @@
           <w:tcPr>
             <w:vAlign w:val="center"/>
             <w:tcW w:w="4750" w:type="dxa"/>
-            <w:shd w:fill="F7F4EC"/>
+            <w:shd w:fill="28685E" w:val="clear"/>
           </w:tcPr>
           <w:p>
             <w:pPr>
-              <w:spacing w:after="20" w:before="20"/>
+              <w:spacing w:after="20" w:before="20" w:line="250" w:lineRule="auto"/>
             </w:pPr>
             <w:r>
               <w:rPr>
+                <w:rFonts w:ascii="Arial" w:hAnsi="Arial"/>
                 <w:b/>
-                <w:color w:val="173348"/>
+                <w:color w:val="FFFFFF"/>
                 <w:sz w:val="21"/>
               </w:rPr>
               <w:t>Feeding evidence</w:t>
@@ -137,16 +176,17 @@
           <w:tcPr>
             <w:vAlign w:val="center"/>
             <w:tcW w:w="3838" w:type="dxa"/>
-            <w:shd w:fill="F7F4EC"/>
+            <w:shd w:fill="28685E" w:val="clear"/>
           </w:tcPr>
           <w:p>
             <w:pPr>
-              <w:spacing w:after="20" w:before="20"/>
+              <w:spacing w:after="20" w:before="20" w:line="250" w:lineRule="auto"/>
             </w:pPr>
             <w:r>
               <w:rPr>
+                <w:rFonts w:ascii="Arial" w:hAnsi="Arial"/>
                 <w:b/>
-                <w:color w:val="173348"/>
+                <w:color w:val="FFFFFF"/>
                 <w:sz w:val="21"/>
               </w:rPr>
               <w:t>My chain</w:t>
@@ -163,13 +203,16 @@
           <w:tcPr>
             <w:vAlign w:val="center"/>
             <w:tcW w:w="1278" w:type="dxa"/>
+            <w:shd w:fill="F1F5F0" w:val="clear"/>
           </w:tcPr>
           <w:p>
             <w:pPr>
-              <w:spacing w:after="20" w:before="20"/>
+              <w:spacing w:after="20" w:before="20" w:line="250" w:lineRule="auto"/>
             </w:pPr>
             <w:r>
               <w:rPr>
+                <w:rFonts w:ascii="Arial" w:hAnsi="Arial"/>
+                <w:color w:val="152B3A"/>
                 <w:sz w:val="21"/>
               </w:rPr>
               <w:t>A</w:t>
@@ -180,13 +223,16 @@
           <w:tcPr>
             <w:vAlign w:val="center"/>
             <w:tcW w:w="4750" w:type="dxa"/>
+            <w:shd w:fill="F1F5F0" w:val="clear"/>
           </w:tcPr>
           <w:p>
             <w:pPr>
-              <w:spacing w:after="20" w:before="20"/>
+              <w:spacing w:after="20" w:before="20" w:line="250" w:lineRule="auto"/>
             </w:pPr>
             <w:r>
               <w:rPr>
+                <w:rFonts w:ascii="Arial" w:hAnsi="Arial"/>
+                <w:color w:val="152B3A"/>
                 <w:sz w:val="21"/>
               </w:rPr>
               <w:t>Rabbit can eat grass; fox can eat rabbit.</w:t>
@@ -197,13 +243,16 @@
           <w:tcPr>
             <w:vAlign w:val="center"/>
             <w:tcW w:w="3838" w:type="dxa"/>
+            <w:shd w:fill="F1F5F0" w:val="clear"/>
           </w:tcPr>
           <w:p>
             <w:pPr>
-              <w:spacing w:after="20" w:before="20"/>
+              <w:spacing w:after="20" w:before="20" w:line="250" w:lineRule="auto"/>
             </w:pPr>
             <w:r>
               <w:rPr>
+                <w:rFonts w:ascii="Arial" w:hAnsi="Arial"/>
+                <w:color w:val="152B3A"/>
                 <w:sz w:val="21"/>
               </w:rPr>
             </w:r>
@@ -219,13 +268,16 @@
           <w:tcPr>
             <w:vAlign w:val="center"/>
             <w:tcW w:w="1278" w:type="dxa"/>
+            <w:shd w:fill="FFFFFF" w:val="clear"/>
           </w:tcPr>
           <w:p>
             <w:pPr>
-              <w:spacing w:after="20" w:before="20"/>
+              <w:spacing w:after="20" w:before="20" w:line="250" w:lineRule="auto"/>
             </w:pPr>
             <w:r>
               <w:rPr>
+                <w:rFonts w:ascii="Arial" w:hAnsi="Arial"/>
+                <w:color w:val="152B3A"/>
                 <w:sz w:val="21"/>
               </w:rPr>
               <w:t>B</w:t>
@@ -236,13 +288,16 @@
           <w:tcPr>
             <w:vAlign w:val="center"/>
             <w:tcW w:w="4750" w:type="dxa"/>
+            <w:shd w:fill="FFFFFF" w:val="clear"/>
           </w:tcPr>
           <w:p>
             <w:pPr>
-              <w:spacing w:after="20" w:before="20"/>
+              <w:spacing w:after="20" w:before="20" w:line="250" w:lineRule="auto"/>
             </w:pPr>
             <w:r>
               <w:rPr>
+                <w:rFonts w:ascii="Arial" w:hAnsi="Arial"/>
+                <w:color w:val="152B3A"/>
                 <w:sz w:val="21"/>
               </w:rPr>
               <w:t>Caterpillar can eat leaves; robin can eat caterpillar.</w:t>
@@ -253,13 +308,16 @@
           <w:tcPr>
             <w:vAlign w:val="center"/>
             <w:tcW w:w="3838" w:type="dxa"/>
+            <w:shd w:fill="FFFFFF" w:val="clear"/>
           </w:tcPr>
           <w:p>
             <w:pPr>
-              <w:spacing w:after="20" w:before="20"/>
+              <w:spacing w:after="20" w:before="20" w:line="250" w:lineRule="auto"/>
             </w:pPr>
             <w:r>
               <w:rPr>
+                <w:rFonts w:ascii="Arial" w:hAnsi="Arial"/>
+                <w:color w:val="152B3A"/>
                 <w:sz w:val="21"/>
               </w:rPr>
             </w:r>
@@ -271,11 +329,14 @@
       <w:pPr>
         <w:pStyle w:val="ResponseLine"/>
         <w:pBdr>
-          <w:bottom w:val="single" w:sz="3" w:space="1" w:color="ACBBB7"/>
+          <w:bottom w:val="single" w:sz="4" w:space="1" w:color="9DB9AC"/>
           <w:between w:val="single" w:sz="3" w:space="1" w:color="ACBBB7"/>
         </w:pBdr>
       </w:pPr>
       <w:r>
+        <w:rPr>
+          <w:rFonts w:ascii="Arial" w:hAnsi="Arial"/>
+        </w:rPr>
         <w:t xml:space="preserve"> </w:t>
       </w:r>
     </w:p>
@@ -283,11 +344,14 @@
       <w:pPr>
         <w:pStyle w:val="ResponseLine"/>
         <w:pBdr>
-          <w:bottom w:val="single" w:sz="3" w:space="1" w:color="ACBBB7"/>
+          <w:bottom w:val="single" w:sz="4" w:space="1" w:color="9DB9AC"/>
           <w:between w:val="single" w:sz="3" w:space="1" w:color="ACBBB7"/>
         </w:pBdr>
       </w:pPr>
       <w:r>
+        <w:rPr>
+          <w:rFonts w:ascii="Arial" w:hAnsi="Arial"/>
+        </w:rPr>
         <w:t xml:space="preserve"> </w:t>
       </w:r>
     </w:p>
@@ -295,11 +359,14 @@
       <w:pPr>
         <w:pStyle w:val="ResponseLine"/>
         <w:pBdr>
-          <w:bottom w:val="single" w:sz="3" w:space="1" w:color="ACBBB7"/>
+          <w:bottom w:val="single" w:sz="4" w:space="1" w:color="9DB9AC"/>
           <w:between w:val="single" w:sz="3" w:space="1" w:color="ACBBB7"/>
         </w:pBdr>
       </w:pPr>
       <w:r>
+        <w:rPr>
+          <w:rFonts w:ascii="Arial" w:hAnsi="Arial"/>
+        </w:rPr>
         <w:t xml:space="preserve"> </w:t>
       </w:r>
     </w:p>
@@ -307,11 +374,14 @@
       <w:pPr>
         <w:pStyle w:val="ResponseLine"/>
         <w:pBdr>
-          <w:bottom w:val="single" w:sz="3" w:space="1" w:color="ACBBB7"/>
+          <w:bottom w:val="single" w:sz="4" w:space="1" w:color="9DB9AC"/>
           <w:between w:val="single" w:sz="3" w:space="1" w:color="ACBBB7"/>
         </w:pBdr>
       </w:pPr>
       <w:r>
+        <w:rPr>
+          <w:rFonts w:ascii="Arial" w:hAnsi="Arial"/>
+        </w:rPr>
         <w:t xml:space="preserve"> </w:t>
       </w:r>
     </w:p>
@@ -319,11 +389,14 @@
       <w:pPr>
         <w:pStyle w:val="ResponseLine"/>
         <w:pBdr>
-          <w:bottom w:val="single" w:sz="3" w:space="1" w:color="ACBBB7"/>
+          <w:bottom w:val="single" w:sz="4" w:space="1" w:color="9DB9AC"/>
           <w:between w:val="single" w:sz="3" w:space="1" w:color="ACBBB7"/>
         </w:pBdr>
       </w:pPr>
       <w:r>
+        <w:rPr>
+          <w:rFonts w:ascii="Arial" w:hAnsi="Arial"/>
+        </w:rPr>
         <w:t xml:space="preserve"> </w:t>
       </w:r>
     </w:p>
@@ -331,8 +404,15 @@
       <w:pPr>
         <w:pStyle w:val="Kicker"/>
         <w:pageBreakBefore/>
+        <w:pBdr>
+          <w:left w:val="single" w:sz="20" w:color="28685E" w:space="7"/>
+        </w:pBdr>
+        <w:ind w:left="140"/>
       </w:pPr>
       <w:r>
+        <w:rPr>
+          <w:rFonts w:ascii="Arial" w:hAnsi="Arial"/>
+        </w:rPr>
         <w:t>PUPIL TASK / Autumn 1 · Week 7 · Lesson B</w:t>
       </w:r>
     </w:p>
@@ -341,6 +421,12 @@
         <w:pStyle w:val="Title"/>
       </w:pPr>
       <w:r>
+        <w:rPr>
+          <w:rFonts w:ascii="Arial" w:hAnsi="Arial"/>
+          <w:b/>
+          <w:color w:val="152B3A"/>
+          <w:sz w:val="48"/>
+        </w:rPr>
         <w:t>2. Diagnose and repair an arrow</w:t>
       </w:r>
     </w:p>
@@ -349,11 +435,19 @@
         <w:pStyle w:val="Subtitle"/>
       </w:pPr>
       <w:r>
+        <w:rPr>
+          <w:rFonts w:ascii="Arial" w:hAnsi="Arial"/>
+          <w:i w:val="0"/>
+          <w:sz w:val="22"/>
+        </w:rPr>
         <w:t>Write, draw, point or dictate as agreed with your teacher.</w:t>
       </w:r>
     </w:p>
     <w:p>
       <w:r>
+        <w:rPr>
+          <w:rFonts w:ascii="Arial" w:hAnsi="Arial"/>
+        </w:rPr>
         <w:t>Turn one arrow the wrong way. Describe what that direction would mean, then use the supplied clue to repair it.</w:t>
       </w:r>
     </w:p>
@@ -365,6 +459,9 @@
         </w:numPr>
       </w:pPr>
       <w:r>
+        <w:rPr>
+          <w:rFonts w:ascii="Arial" w:hAnsi="Arial"/>
+        </w:rPr>
         <w:t>Wrong arrow: ___ → ___.</w:t>
       </w:r>
     </w:p>
@@ -376,6 +473,9 @@
         </w:numPr>
       </w:pPr>
       <w:r>
+        <w:rPr>
+          <w:rFonts w:ascii="Arial" w:hAnsi="Arial"/>
+        </w:rPr>
         <w:t>It would pass food from ___ to ___.</w:t>
       </w:r>
     </w:p>
@@ -387,6 +487,9 @@
         </w:numPr>
       </w:pPr>
       <w:r>
+        <w:rPr>
+          <w:rFonts w:ascii="Arial" w:hAnsi="Arial"/>
+        </w:rPr>
         <w:t>The clue says ___.</w:t>
       </w:r>
     </w:p>
@@ -398,6 +501,9 @@
         </w:numPr>
       </w:pPr>
       <w:r>
+        <w:rPr>
+          <w:rFonts w:ascii="Arial" w:hAnsi="Arial"/>
+        </w:rPr>
         <w:t>Corrected arrow: ___ → ___ because ___.</w:t>
       </w:r>
     </w:p>
@@ -405,11 +511,14 @@
       <w:pPr>
         <w:pStyle w:val="ResponseLine"/>
         <w:pBdr>
-          <w:bottom w:val="single" w:sz="3" w:space="1" w:color="ACBBB7"/>
+          <w:bottom w:val="single" w:sz="4" w:space="1" w:color="9DB9AC"/>
           <w:between w:val="single" w:sz="3" w:space="1" w:color="ACBBB7"/>
         </w:pBdr>
       </w:pPr>
       <w:r>
+        <w:rPr>
+          <w:rFonts w:ascii="Arial" w:hAnsi="Arial"/>
+        </w:rPr>
         <w:t xml:space="preserve"> </w:t>
       </w:r>
     </w:p>
@@ -417,11 +526,14 @@
       <w:pPr>
         <w:pStyle w:val="ResponseLine"/>
         <w:pBdr>
-          <w:bottom w:val="single" w:sz="3" w:space="1" w:color="ACBBB7"/>
+          <w:bottom w:val="single" w:sz="4" w:space="1" w:color="9DB9AC"/>
           <w:between w:val="single" w:sz="3" w:space="1" w:color="ACBBB7"/>
         </w:pBdr>
       </w:pPr>
       <w:r>
+        <w:rPr>
+          <w:rFonts w:ascii="Arial" w:hAnsi="Arial"/>
+        </w:rPr>
         <w:t xml:space="preserve"> </w:t>
       </w:r>
     </w:p>
@@ -429,11 +541,14 @@
       <w:pPr>
         <w:pStyle w:val="ResponseLine"/>
         <w:pBdr>
-          <w:bottom w:val="single" w:sz="3" w:space="1" w:color="ACBBB7"/>
+          <w:bottom w:val="single" w:sz="4" w:space="1" w:color="9DB9AC"/>
           <w:between w:val="single" w:sz="3" w:space="1" w:color="ACBBB7"/>
         </w:pBdr>
       </w:pPr>
       <w:r>
+        <w:rPr>
+          <w:rFonts w:ascii="Arial" w:hAnsi="Arial"/>
+        </w:rPr>
         <w:t xml:space="preserve"> </w:t>
       </w:r>
     </w:p>
@@ -441,11 +556,14 @@
       <w:pPr>
         <w:pStyle w:val="ResponseLine"/>
         <w:pBdr>
-          <w:bottom w:val="single" w:sz="3" w:space="1" w:color="ACBBB7"/>
+          <w:bottom w:val="single" w:sz="4" w:space="1" w:color="9DB9AC"/>
           <w:between w:val="single" w:sz="3" w:space="1" w:color="ACBBB7"/>
         </w:pBdr>
       </w:pPr>
       <w:r>
+        <w:rPr>
+          <w:rFonts w:ascii="Arial" w:hAnsi="Arial"/>
+        </w:rPr>
         <w:t xml:space="preserve"> </w:t>
       </w:r>
     </w:p>
@@ -453,11 +571,14 @@
       <w:pPr>
         <w:pStyle w:val="ResponseLine"/>
         <w:pBdr>
-          <w:bottom w:val="single" w:sz="3" w:space="1" w:color="ACBBB7"/>
+          <w:bottom w:val="single" w:sz="4" w:space="1" w:color="9DB9AC"/>
           <w:between w:val="single" w:sz="3" w:space="1" w:color="ACBBB7"/>
         </w:pBdr>
       </w:pPr>
       <w:r>
+        <w:rPr>
+          <w:rFonts w:ascii="Arial" w:hAnsi="Arial"/>
+        </w:rPr>
         <w:t xml:space="preserve"> </w:t>
       </w:r>
     </w:p>
@@ -465,11 +586,14 @@
       <w:pPr>
         <w:pStyle w:val="ResponseLine"/>
         <w:pBdr>
-          <w:bottom w:val="single" w:sz="3" w:space="1" w:color="ACBBB7"/>
+          <w:bottom w:val="single" w:sz="4" w:space="1" w:color="9DB9AC"/>
           <w:between w:val="single" w:sz="3" w:space="1" w:color="ACBBB7"/>
         </w:pBdr>
       </w:pPr>
       <w:r>
+        <w:rPr>
+          <w:rFonts w:ascii="Arial" w:hAnsi="Arial"/>
+        </w:rPr>
         <w:t xml:space="preserve"> </w:t>
       </w:r>
     </w:p>
@@ -477,11 +601,14 @@
       <w:pPr>
         <w:pStyle w:val="ResponseLine"/>
         <w:pBdr>
-          <w:bottom w:val="single" w:sz="3" w:space="1" w:color="ACBBB7"/>
+          <w:bottom w:val="single" w:sz="4" w:space="1" w:color="9DB9AC"/>
           <w:between w:val="single" w:sz="3" w:space="1" w:color="ACBBB7"/>
         </w:pBdr>
       </w:pPr>
       <w:r>
+        <w:rPr>
+          <w:rFonts w:ascii="Arial" w:hAnsi="Arial"/>
+        </w:rPr>
         <w:t xml:space="preserve"> </w:t>
       </w:r>
     </w:p>
@@ -489,11 +616,14 @@
       <w:pPr>
         <w:pStyle w:val="ResponseLine"/>
         <w:pBdr>
-          <w:bottom w:val="single" w:sz="3" w:space="1" w:color="ACBBB7"/>
+          <w:bottom w:val="single" w:sz="4" w:space="1" w:color="9DB9AC"/>
           <w:between w:val="single" w:sz="3" w:space="1" w:color="ACBBB7"/>
         </w:pBdr>
       </w:pPr>
       <w:r>
+        <w:rPr>
+          <w:rFonts w:ascii="Arial" w:hAnsi="Arial"/>
+        </w:rPr>
         <w:t xml:space="preserve"> </w:t>
       </w:r>
     </w:p>
@@ -501,8 +631,15 @@
       <w:pPr>
         <w:pStyle w:val="Kicker"/>
         <w:pageBreakBefore/>
+        <w:pBdr>
+          <w:left w:val="single" w:sz="20" w:color="28685E" w:space="7"/>
+        </w:pBdr>
+        <w:ind w:left="140"/>
       </w:pPr>
       <w:r>
+        <w:rPr>
+          <w:rFonts w:ascii="Arial" w:hAnsi="Arial"/>
+        </w:rPr>
         <w:t>PUPIL TASK / Autumn 1 · Week 7 · Lesson B</w:t>
       </w:r>
     </w:p>
@@ -511,6 +648,12 @@
         <w:pStyle w:val="Title"/>
       </w:pPr>
       <w:r>
+        <w:rPr>
+          <w:rFonts w:ascii="Arial" w:hAnsi="Arial"/>
+          <w:b/>
+          <w:color w:val="152B3A"/>
+          <w:sz w:val="48"/>
+        </w:rPr>
         <w:t>3. Predict a model change</w:t>
       </w:r>
     </w:p>
@@ -519,11 +662,19 @@
         <w:pStyle w:val="Subtitle"/>
       </w:pPr>
       <w:r>
+        <w:rPr>
+          <w:rFonts w:ascii="Arial" w:hAnsi="Arial"/>
+          <w:i w:val="0"/>
+          <w:sz w:val="22"/>
+        </w:rPr>
         <w:t>Write, draw, point or dictate as agreed with your teacher.</w:t>
       </w:r>
     </w:p>
     <w:p>
       <w:r>
+        <w:rPr>
+          <w:rFonts w:ascii="Arial" w:hAnsi="Arial"/>
+        </w:rPr>
         <w:t>Cover the plant card in each model. Use might/could and explain the food link.</w:t>
       </w:r>
     </w:p>
@@ -535,18 +686,18 @@
         <w:tblW w:w="9866" w:type="dxa"/>
         <w:tblInd w:w="120" w:type="dxa"/>
         <w:tblCellMar>
-          <w:top w:w="100" w:type="dxa"/>
-          <w:left w:w="100" w:type="dxa"/>
-          <w:bottom w:w="100" w:type="dxa"/>
-          <w:right w:w="100" w:type="dxa"/>
+          <w:top w:w="95" w:type="dxa"/>
+          <w:left w:w="120" w:type="dxa"/>
+          <w:bottom w:w="95" w:type="dxa"/>
+          <w:right w:w="120" w:type="dxa"/>
         </w:tblCellMar>
         <w:tblBorders>
-          <w:top w:val="single" w:sz="4" w:color="ACBBB7"/>
-          <w:left w:val="single" w:sz="4" w:color="ACBBB7"/>
-          <w:bottom w:val="single" w:sz="4" w:color="ACBBB7"/>
-          <w:right w:val="single" w:sz="4" w:color="ACBBB7"/>
-          <w:insideH w:val="single" w:sz="4" w:color="ACBBB7"/>
-          <w:insideV w:val="single" w:sz="4" w:color="ACBBB7"/>
+          <w:top w:val="single" w:sz="4" w:color="9DB9AC"/>
+          <w:left w:val="single" w:sz="4" w:color="9DB9AC"/>
+          <w:bottom w:val="single" w:sz="4" w:color="9DB9AC"/>
+          <w:right w:val="single" w:sz="4" w:color="9DB9AC"/>
+          <w:insideH w:val="single" w:sz="4" w:color="9DB9AC"/>
+          <w:insideV w:val="single" w:sz="4" w:color="9DB9AC"/>
         </w:tblBorders>
       </w:tblPr>
       <w:tblGrid>
@@ -563,16 +714,17 @@
           <w:tcPr>
             <w:vAlign w:val="center"/>
             <w:tcW w:w="2923" w:type="dxa"/>
-            <w:shd w:fill="F7F4EC"/>
+            <w:shd w:fill="28685E" w:val="clear"/>
           </w:tcPr>
           <w:p>
             <w:pPr>
-              <w:spacing w:after="20" w:before="20"/>
+              <w:spacing w:after="20" w:before="20" w:line="250" w:lineRule="auto"/>
             </w:pPr>
             <w:r>
               <w:rPr>
+                <w:rFonts w:ascii="Arial" w:hAnsi="Arial"/>
                 <w:b/>
-                <w:color w:val="173348"/>
+                <w:color w:val="FFFFFF"/>
                 <w:sz w:val="21"/>
               </w:rPr>
               <w:t>Model</w:t>
@@ -583,16 +735,17 @@
           <w:tcPr>
             <w:vAlign w:val="center"/>
             <w:tcW w:w="3288" w:type="dxa"/>
-            <w:shd w:fill="F7F4EC"/>
+            <w:shd w:fill="28685E" w:val="clear"/>
           </w:tcPr>
           <w:p>
             <w:pPr>
-              <w:spacing w:after="20" w:before="20"/>
+              <w:spacing w:after="20" w:before="20" w:line="250" w:lineRule="auto"/>
             </w:pPr>
             <w:r>
               <w:rPr>
+                <w:rFonts w:ascii="Arial" w:hAnsi="Arial"/>
                 <w:b/>
-                <w:color w:val="173348"/>
+                <w:color w:val="FFFFFF"/>
                 <w:sz w:val="21"/>
               </w:rPr>
               <w:t>Possible direct effect</w:t>
@@ -603,16 +756,17 @@
           <w:tcPr>
             <w:vAlign w:val="center"/>
             <w:tcW w:w="3655" w:type="dxa"/>
-            <w:shd w:fill="F7F4EC"/>
+            <w:shd w:fill="28685E" w:val="clear"/>
           </w:tcPr>
           <w:p>
             <w:pPr>
-              <w:spacing w:after="20" w:before="20"/>
+              <w:spacing w:after="20" w:before="20" w:line="250" w:lineRule="auto"/>
             </w:pPr>
             <w:r>
               <w:rPr>
+                <w:rFonts w:ascii="Arial" w:hAnsi="Arial"/>
                 <w:b/>
-                <w:color w:val="173348"/>
+                <w:color w:val="FFFFFF"/>
                 <w:sz w:val="21"/>
               </w:rPr>
               <w:t>Possible later effect / limit</w:t>
@@ -629,13 +783,16 @@
           <w:tcPr>
             <w:vAlign w:val="center"/>
             <w:tcW w:w="2923" w:type="dxa"/>
+            <w:shd w:fill="F1F5F0" w:val="clear"/>
           </w:tcPr>
           <w:p>
             <w:pPr>
-              <w:spacing w:after="20" w:before="20"/>
+              <w:spacing w:after="20" w:before="20" w:line="250" w:lineRule="auto"/>
             </w:pPr>
             <w:r>
               <w:rPr>
+                <w:rFonts w:ascii="Arial" w:hAnsi="Arial"/>
+                <w:color w:val="152B3A"/>
                 <w:sz w:val="21"/>
               </w:rPr>
               <w:t>Grass / rabbit / fox</w:t>
@@ -646,13 +803,16 @@
           <w:tcPr>
             <w:vAlign w:val="center"/>
             <w:tcW w:w="3288" w:type="dxa"/>
+            <w:shd w:fill="F1F5F0" w:val="clear"/>
           </w:tcPr>
           <w:p>
             <w:pPr>
-              <w:spacing w:after="20" w:before="20"/>
+              <w:spacing w:after="20" w:before="20" w:line="250" w:lineRule="auto"/>
             </w:pPr>
             <w:r>
               <w:rPr>
+                <w:rFonts w:ascii="Arial" w:hAnsi="Arial"/>
+                <w:color w:val="152B3A"/>
                 <w:sz w:val="21"/>
               </w:rPr>
             </w:r>
@@ -662,13 +822,16 @@
           <w:tcPr>
             <w:vAlign w:val="center"/>
             <w:tcW w:w="3655" w:type="dxa"/>
+            <w:shd w:fill="F1F5F0" w:val="clear"/>
           </w:tcPr>
           <w:p>
             <w:pPr>
-              <w:spacing w:after="20" w:before="20"/>
+              <w:spacing w:after="20" w:before="20" w:line="250" w:lineRule="auto"/>
             </w:pPr>
             <w:r>
               <w:rPr>
+                <w:rFonts w:ascii="Arial" w:hAnsi="Arial"/>
+                <w:color w:val="152B3A"/>
                 <w:sz w:val="21"/>
               </w:rPr>
             </w:r>
@@ -684,13 +847,16 @@
           <w:tcPr>
             <w:vAlign w:val="center"/>
             <w:tcW w:w="2923" w:type="dxa"/>
+            <w:shd w:fill="FFFFFF" w:val="clear"/>
           </w:tcPr>
           <w:p>
             <w:pPr>
-              <w:spacing w:after="20" w:before="20"/>
+              <w:spacing w:after="20" w:before="20" w:line="250" w:lineRule="auto"/>
             </w:pPr>
             <w:r>
               <w:rPr>
+                <w:rFonts w:ascii="Arial" w:hAnsi="Arial"/>
+                <w:color w:val="152B3A"/>
                 <w:sz w:val="21"/>
               </w:rPr>
               <w:t>Leaves / caterpillar / robin</w:t>
@@ -701,13 +867,16 @@
           <w:tcPr>
             <w:vAlign w:val="center"/>
             <w:tcW w:w="3288" w:type="dxa"/>
+            <w:shd w:fill="FFFFFF" w:val="clear"/>
           </w:tcPr>
           <w:p>
             <w:pPr>
-              <w:spacing w:after="20" w:before="20"/>
+              <w:spacing w:after="20" w:before="20" w:line="250" w:lineRule="auto"/>
             </w:pPr>
             <w:r>
               <w:rPr>
+                <w:rFonts w:ascii="Arial" w:hAnsi="Arial"/>
+                <w:color w:val="152B3A"/>
                 <w:sz w:val="21"/>
               </w:rPr>
             </w:r>
@@ -717,13 +886,16 @@
           <w:tcPr>
             <w:vAlign w:val="center"/>
             <w:tcW w:w="3655" w:type="dxa"/>
+            <w:shd w:fill="FFFFFF" w:val="clear"/>
           </w:tcPr>
           <w:p>
             <w:pPr>
-              <w:spacing w:after="20" w:before="20"/>
+              <w:spacing w:after="20" w:before="20" w:line="250" w:lineRule="auto"/>
             </w:pPr>
             <w:r>
               <w:rPr>
+                <w:rFonts w:ascii="Arial" w:hAnsi="Arial"/>
+                <w:color w:val="152B3A"/>
                 <w:sz w:val="21"/>
               </w:rPr>
             </w:r>
@@ -735,11 +907,14 @@
       <w:pPr>
         <w:pStyle w:val="ResponseLine"/>
         <w:pBdr>
-          <w:bottom w:val="single" w:sz="3" w:space="1" w:color="ACBBB7"/>
+          <w:bottom w:val="single" w:sz="4" w:space="1" w:color="9DB9AC"/>
           <w:between w:val="single" w:sz="3" w:space="1" w:color="ACBBB7"/>
         </w:pBdr>
       </w:pPr>
       <w:r>
+        <w:rPr>
+          <w:rFonts w:ascii="Arial" w:hAnsi="Arial"/>
+        </w:rPr>
         <w:t xml:space="preserve"> </w:t>
       </w:r>
     </w:p>
@@ -747,11 +922,14 @@
       <w:pPr>
         <w:pStyle w:val="ResponseLine"/>
         <w:pBdr>
-          <w:bottom w:val="single" w:sz="3" w:space="1" w:color="ACBBB7"/>
+          <w:bottom w:val="single" w:sz="4" w:space="1" w:color="9DB9AC"/>
           <w:between w:val="single" w:sz="3" w:space="1" w:color="ACBBB7"/>
         </w:pBdr>
       </w:pPr>
       <w:r>
+        <w:rPr>
+          <w:rFonts w:ascii="Arial" w:hAnsi="Arial"/>
+        </w:rPr>
         <w:t xml:space="preserve"> </w:t>
       </w:r>
     </w:p>
@@ -759,11 +937,14 @@
       <w:pPr>
         <w:pStyle w:val="ResponseLine"/>
         <w:pBdr>
-          <w:bottom w:val="single" w:sz="3" w:space="1" w:color="ACBBB7"/>
+          <w:bottom w:val="single" w:sz="4" w:space="1" w:color="9DB9AC"/>
           <w:between w:val="single" w:sz="3" w:space="1" w:color="ACBBB7"/>
         </w:pBdr>
       </w:pPr>
       <w:r>
+        <w:rPr>
+          <w:rFonts w:ascii="Arial" w:hAnsi="Arial"/>
+        </w:rPr>
         <w:t xml:space="preserve"> </w:t>
       </w:r>
     </w:p>
@@ -771,11 +952,14 @@
       <w:pPr>
         <w:pStyle w:val="ResponseLine"/>
         <w:pBdr>
-          <w:bottom w:val="single" w:sz="3" w:space="1" w:color="ACBBB7"/>
+          <w:bottom w:val="single" w:sz="4" w:space="1" w:color="9DB9AC"/>
           <w:between w:val="single" w:sz="3" w:space="1" w:color="ACBBB7"/>
         </w:pBdr>
       </w:pPr>
       <w:r>
+        <w:rPr>
+          <w:rFonts w:ascii="Arial" w:hAnsi="Arial"/>
+        </w:rPr>
         <w:t xml:space="preserve"> </w:t>
       </w:r>
     </w:p>
@@ -783,11 +967,14 @@
       <w:pPr>
         <w:pStyle w:val="ResponseLine"/>
         <w:pBdr>
-          <w:bottom w:val="single" w:sz="3" w:space="1" w:color="ACBBB7"/>
+          <w:bottom w:val="single" w:sz="4" w:space="1" w:color="9DB9AC"/>
           <w:between w:val="single" w:sz="3" w:space="1" w:color="ACBBB7"/>
         </w:pBdr>
       </w:pPr>
       <w:r>
+        <w:rPr>
+          <w:rFonts w:ascii="Arial" w:hAnsi="Arial"/>
+        </w:rPr>
         <w:t xml:space="preserve"> </w:t>
       </w:r>
     </w:p>
@@ -795,11 +982,14 @@
       <w:pPr>
         <w:pStyle w:val="ResponseLine"/>
         <w:pBdr>
-          <w:bottom w:val="single" w:sz="3" w:space="1" w:color="ACBBB7"/>
+          <w:bottom w:val="single" w:sz="4" w:space="1" w:color="9DB9AC"/>
           <w:between w:val="single" w:sz="3" w:space="1" w:color="ACBBB7"/>
         </w:pBdr>
       </w:pPr>
       <w:r>
+        <w:rPr>
+          <w:rFonts w:ascii="Arial" w:hAnsi="Arial"/>
+        </w:rPr>
         <w:t xml:space="preserve"> </w:t>
       </w:r>
     </w:p>
@@ -807,8 +997,15 @@
       <w:pPr>
         <w:pStyle w:val="Kicker"/>
         <w:pageBreakBefore/>
+        <w:pBdr>
+          <w:left w:val="single" w:sz="20" w:color="28685E" w:space="7"/>
+        </w:pBdr>
+        <w:ind w:left="140"/>
       </w:pPr>
       <w:r>
+        <w:rPr>
+          <w:rFonts w:ascii="Arial" w:hAnsi="Arial"/>
+        </w:rPr>
         <w:t>PUPIL TASK / Autumn 1 · Week 7 · Lesson B</w:t>
       </w:r>
     </w:p>
@@ -817,6 +1014,12 @@
         <w:pStyle w:val="Title"/>
       </w:pPr>
       <w:r>
+        <w:rPr>
+          <w:rFonts w:ascii="Arial" w:hAnsi="Arial"/>
+          <w:b/>
+          <w:color w:val="152B3A"/>
+          <w:sz w:val="48"/>
+        </w:rPr>
         <w:t>4. Improve your explanation</w:t>
       </w:r>
     </w:p>
@@ -825,11 +1028,19 @@
         <w:pStyle w:val="Subtitle"/>
       </w:pPr>
       <w:r>
+        <w:rPr>
+          <w:rFonts w:ascii="Arial" w:hAnsi="Arial"/>
+          <w:i w:val="0"/>
+          <w:sz w:val="22"/>
+        </w:rPr>
         <w:t>Write, draw, point or dictate as agreed with your teacher.</w:t>
       </w:r>
     </w:p>
     <w:p>
       <w:r>
+        <w:rPr>
+          <w:rFonts w:ascii="Arial" w:hAnsi="Arial"/>
+        </w:rPr>
         <w:t>Keep first reasoning, then revise one detail using a clue. Choose an exit question.</w:t>
       </w:r>
     </w:p>
@@ -841,6 +1052,9 @@
         </w:numPr>
       </w:pPr>
       <w:r>
+        <w:rPr>
+          <w:rFonts w:ascii="Arial" w:hAnsi="Arial"/>
+        </w:rPr>
         <w:t>My first explanation: ___.</w:t>
       </w:r>
     </w:p>
@@ -852,6 +1066,9 @@
         </w:numPr>
       </w:pPr>
       <w:r>
+        <w:rPr>
+          <w:rFonts w:ascii="Arial" w:hAnsi="Arial"/>
+        </w:rPr>
         <w:t>My improved explanation: ___.</w:t>
       </w:r>
     </w:p>
@@ -863,6 +1080,9 @@
         </w:numPr>
       </w:pPr>
       <w:r>
+        <w:rPr>
+          <w:rFonts w:ascii="Arial" w:hAnsi="Arial"/>
+        </w:rPr>
         <w:t>One limit of this model: ___.</w:t>
       </w:r>
     </w:p>
@@ -874,6 +1094,9 @@
         </w:numPr>
       </w:pPr>
       <w:r>
+        <w:rPr>
+          <w:rFonts w:ascii="Arial" w:hAnsi="Arial"/>
+        </w:rPr>
         <w:t>Exit: how could fewer plants affect an animal that does not directly eat them?</w:t>
       </w:r>
     </w:p>
@@ -881,11 +1104,14 @@
       <w:pPr>
         <w:pStyle w:val="ResponseLine"/>
         <w:pBdr>
-          <w:bottom w:val="single" w:sz="3" w:space="1" w:color="ACBBB7"/>
+          <w:bottom w:val="single" w:sz="4" w:space="1" w:color="9DB9AC"/>
           <w:between w:val="single" w:sz="3" w:space="1" w:color="ACBBB7"/>
         </w:pBdr>
       </w:pPr>
       <w:r>
+        <w:rPr>
+          <w:rFonts w:ascii="Arial" w:hAnsi="Arial"/>
+        </w:rPr>
         <w:t xml:space="preserve"> </w:t>
       </w:r>
     </w:p>
@@ -893,11 +1119,14 @@
       <w:pPr>
         <w:pStyle w:val="ResponseLine"/>
         <w:pBdr>
-          <w:bottom w:val="single" w:sz="3" w:space="1" w:color="ACBBB7"/>
+          <w:bottom w:val="single" w:sz="4" w:space="1" w:color="9DB9AC"/>
           <w:between w:val="single" w:sz="3" w:space="1" w:color="ACBBB7"/>
         </w:pBdr>
       </w:pPr>
       <w:r>
+        <w:rPr>
+          <w:rFonts w:ascii="Arial" w:hAnsi="Arial"/>
+        </w:rPr>
         <w:t xml:space="preserve"> </w:t>
       </w:r>
     </w:p>
@@ -905,11 +1134,14 @@
       <w:pPr>
         <w:pStyle w:val="ResponseLine"/>
         <w:pBdr>
-          <w:bottom w:val="single" w:sz="3" w:space="1" w:color="ACBBB7"/>
+          <w:bottom w:val="single" w:sz="4" w:space="1" w:color="9DB9AC"/>
           <w:between w:val="single" w:sz="3" w:space="1" w:color="ACBBB7"/>
         </w:pBdr>
       </w:pPr>
       <w:r>
+        <w:rPr>
+          <w:rFonts w:ascii="Arial" w:hAnsi="Arial"/>
+        </w:rPr>
         <w:t xml:space="preserve"> </w:t>
       </w:r>
     </w:p>
@@ -917,11 +1149,14 @@
       <w:pPr>
         <w:pStyle w:val="ResponseLine"/>
         <w:pBdr>
-          <w:bottom w:val="single" w:sz="3" w:space="1" w:color="ACBBB7"/>
+          <w:bottom w:val="single" w:sz="4" w:space="1" w:color="9DB9AC"/>
           <w:between w:val="single" w:sz="3" w:space="1" w:color="ACBBB7"/>
         </w:pBdr>
       </w:pPr>
       <w:r>
+        <w:rPr>
+          <w:rFonts w:ascii="Arial" w:hAnsi="Arial"/>
+        </w:rPr>
         <w:t xml:space="preserve"> </w:t>
       </w:r>
     </w:p>
@@ -929,11 +1164,14 @@
       <w:pPr>
         <w:pStyle w:val="ResponseLine"/>
         <w:pBdr>
-          <w:bottom w:val="single" w:sz="3" w:space="1" w:color="ACBBB7"/>
+          <w:bottom w:val="single" w:sz="4" w:space="1" w:color="9DB9AC"/>
           <w:between w:val="single" w:sz="3" w:space="1" w:color="ACBBB7"/>
         </w:pBdr>
       </w:pPr>
       <w:r>
+        <w:rPr>
+          <w:rFonts w:ascii="Arial" w:hAnsi="Arial"/>
+        </w:rPr>
         <w:t xml:space="preserve"> </w:t>
       </w:r>
     </w:p>
@@ -941,11 +1179,14 @@
       <w:pPr>
         <w:pStyle w:val="ResponseLine"/>
         <w:pBdr>
-          <w:bottom w:val="single" w:sz="3" w:space="1" w:color="ACBBB7"/>
+          <w:bottom w:val="single" w:sz="4" w:space="1" w:color="9DB9AC"/>
           <w:between w:val="single" w:sz="3" w:space="1" w:color="ACBBB7"/>
         </w:pBdr>
       </w:pPr>
       <w:r>
+        <w:rPr>
+          <w:rFonts w:ascii="Arial" w:hAnsi="Arial"/>
+        </w:rPr>
         <w:t xml:space="preserve"> </w:t>
       </w:r>
     </w:p>
@@ -953,11 +1194,14 @@
       <w:pPr>
         <w:pStyle w:val="ResponseLine"/>
         <w:pBdr>
-          <w:bottom w:val="single" w:sz="3" w:space="1" w:color="ACBBB7"/>
+          <w:bottom w:val="single" w:sz="4" w:space="1" w:color="9DB9AC"/>
           <w:between w:val="single" w:sz="3" w:space="1" w:color="ACBBB7"/>
         </w:pBdr>
       </w:pPr>
       <w:r>
+        <w:rPr>
+          <w:rFonts w:ascii="Arial" w:hAnsi="Arial"/>
+        </w:rPr>
         <w:t xml:space="preserve"> </w:t>
       </w:r>
     </w:p>
@@ -965,19 +1209,28 @@
       <w:pPr>
         <w:pStyle w:val="ResponseLine"/>
         <w:pBdr>
-          <w:bottom w:val="single" w:sz="3" w:space="1" w:color="ACBBB7"/>
+          <w:bottom w:val="single" w:sz="4" w:space="1" w:color="9DB9AC"/>
           <w:between w:val="single" w:sz="3" w:space="1" w:color="ACBBB7"/>
         </w:pBdr>
       </w:pPr>
       <w:r>
+        <w:rPr>
+          <w:rFonts w:ascii="Arial" w:hAnsi="Arial"/>
+        </w:rPr>
         <w:t xml:space="preserve"> </w:t>
       </w:r>
     </w:p>
     <w:p>
       <w:pPr>
         <w:pStyle w:val="Heading1"/>
+        <w:pBdr>
+          <w:bottom w:val="single" w:sz="6" w:color="DCE7DD" w:space="4"/>
+        </w:pBdr>
       </w:pPr>
       <w:r>
+        <w:rPr>
+          <w:rFonts w:ascii="Arial" w:hAnsi="Arial"/>
+        </w:rPr>
         <w:t>Choose a response route</w:t>
       </w:r>
     </w:p>
@@ -986,57 +1239,91 @@
         <w:pStyle w:val="Small"/>
       </w:pPr>
       <w:r>
+        <w:rPr>
+          <w:rFonts w:ascii="Arial" w:hAnsi="Arial"/>
+        </w:rPr>
         <w:t>Agree one route with your teacher; you do not need every route.</w:t>
       </w:r>
     </w:p>
     <w:p>
       <w:pPr>
         <w:pStyle w:val="Heading1"/>
+        <w:pBdr>
+          <w:bottom w:val="single" w:sz="6" w:color="DCE7DD" w:space="4"/>
+        </w:pBdr>
       </w:pPr>
       <w:r>
+        <w:rPr>
+          <w:rFonts w:ascii="Arial" w:hAnsi="Arial"/>
+        </w:rPr>
         <w:t>Supported</w:t>
       </w:r>
     </w:p>
     <w:p>
       <w:r>
+        <w:rPr>
+          <w:rFonts w:ascii="Arial" w:hAnsi="Arial"/>
+        </w:rPr>
         <w:t>Build/direct both chains with an adult reader, repair one arrow and choose a prediction.</w:t>
       </w:r>
     </w:p>
     <w:p>
       <w:pPr>
         <w:pStyle w:val="Heading1"/>
+        <w:pBdr>
+          <w:bottom w:val="single" w:sz="6" w:color="DCE7DD" w:space="4"/>
+        </w:pBdr>
       </w:pPr>
       <w:r>
+        <w:rPr>
+          <w:rFonts w:ascii="Arial" w:hAnsi="Arial"/>
+        </w:rPr>
         <w:t>Standard</w:t>
       </w:r>
     </w:p>
     <w:p>
       <w:r>
+        <w:rPr>
+          <w:rFonts w:ascii="Arial" w:hAnsi="Arial"/>
+        </w:rPr>
         <w:t>Label both chains, justify arrow repair and explain one possible indirect effect.</w:t>
       </w:r>
     </w:p>
     <w:p>
       <w:pPr>
         <w:pStyle w:val="Heading1"/>
+        <w:pBdr>
+          <w:bottom w:val="single" w:sz="6" w:color="DCE7DD" w:space="4"/>
+        </w:pBdr>
       </w:pPr>
       <w:r>
+        <w:rPr>
+          <w:rFonts w:ascii="Arial" w:hAnsi="Arial"/>
+        </w:rPr>
         <w:t>Stretch</w:t>
       </w:r>
     </w:p>
     <w:p>
       <w:r>
+        <w:rPr>
+          <w:rFonts w:ascii="Arial" w:hAnsi="Arial"/>
+        </w:rPr>
         <w:t>Compare both changes and explain why the model cannot predict exact animal numbers.</w:t>
       </w:r>
     </w:p>
     <w:p>
       <w:pPr>
         <w:pStyle w:val="Callout"/>
-        <w:shd w:fill="F7F4EC"/>
+        <w:shd w:fill="F1F5F0" w:val="clear"/>
         <w:pBdr>
-          <w:left w:val="single" w:sz="18" w:space="8" w:color="28675C"/>
+          <w:left w:val="single" w:sz="20" w:space="8" w:color="28685E"/>
         </w:pBdr>
+        <w:ind w:left="140" w:right="60"/>
       </w:pPr>
       <w:r>
+        <w:rPr>
+          <w:rFonts w:ascii="Arial" w:hAnsi="Arial"/>
+        </w:rPr>
         <w:t>Keep the evidence for the following week. The separate Week 8 enrichment is outside this pack.</w:t>
       </w:r>
     </w:p>
@@ -1059,6 +1346,11 @@
       <w:pStyle w:val="Small"/>
     </w:pPr>
     <w:r>
+      <w:rPr>
+        <w:rFonts w:ascii="Arial" w:hAnsi="Arial"/>
+        <w:color w:val="54656C"/>
+        <w:sz w:val="17"/>
+      </w:rPr>
       <w:t xml:space="preserve">Autumn 1 · Week 7 · Lesson B  |  Pupil materials  |  </w:t>
     </w:r>
     <w:fldSimple w:instr="PAGE"/>
@@ -1071,8 +1363,14 @@
   <w:p>
     <w:pPr>
       <w:pStyle w:val="Kicker"/>
+      <w:pBdr>
+        <w:bottom w:val="single" w:sz="8" w:color="DCE7DD" w:space="5"/>
+      </w:pBdr>
     </w:pPr>
     <w:r>
+      <w:rPr>
+        <w:rFonts w:ascii="Arial" w:hAnsi="Arial"/>
+      </w:rPr>
       <w:drawing>
         <wp:inline xmlns:a="http://schemas.openxmlformats.org/drawingml/2006/main" xmlns:pic="http://schemas.openxmlformats.org/drawingml/2006/picture">
           <wp:extent cx="270000" cy="270000"/>
@@ -1107,6 +1405,9 @@
       </w:drawing>
     </w:r>
     <w:r>
+      <w:rPr>
+        <w:rFonts w:ascii="Arial" w:hAnsi="Arial"/>
+      </w:rPr>
       <w:t xml:space="preserve">  MADE BY MATT  /  BUILD SCIENCE</w:t>
     </w:r>
   </w:p>
@@ -1511,13 +1812,14 @@
     <w:qFormat/>
     <w:rsid w:val="00FC693F"/>
     <w:pPr>
-      <w:spacing w:before="0" w:after="120" w:line="250" w:lineRule="auto"/>
+      <w:widowControl/>
+      <w:spacing w:before="0" w:after="120" w:line="257" w:lineRule="auto"/>
     </w:pPr>
     <w:rPr>
       <w:rFonts w:ascii="Arial" w:hAnsi="Arial" w:eastAsia="Arial" w:cs="Arial"/>
       <w:b w:val="0"/>
-      <w:color w:val="25343E"/>
-      <w:sz w:val="24"/>
+      <w:color w:val="152B3A"/>
+      <w:sz w:val="22"/>
     </w:rPr>
   </w:style>
   <w:style w:type="paragraph" w:styleId="Header">
@@ -1575,15 +1877,16 @@
     <w:pPr>
       <w:keepNext/>
       <w:keepLines/>
-      <w:spacing w:before="220" w:after="120" w:line="250" w:lineRule="auto"/>
+      <w:widowControl/>
+      <w:spacing w:before="200" w:after="120" w:line="254" w:lineRule="auto"/>
       <w:outlineLvl w:val="0"/>
     </w:pPr>
     <w:rPr>
       <w:rFonts w:ascii="Arial" w:hAnsi="Arial" w:eastAsia="Arial" w:cs="Arial"/>
       <w:b/>
       <w:bCs/>
-      <w:color w:val="28675C"/>
-      <w:sz w:val="32"/>
+      <w:color w:val="28685E"/>
+      <w:sz w:val="30"/>
       <w:szCs w:val="28"/>
     </w:rPr>
   </w:style>
@@ -1599,14 +1902,15 @@
     <w:pPr>
       <w:keepNext/>
       <w:keepLines/>
-      <w:spacing w:before="140" w:after="120" w:line="250" w:lineRule="auto"/>
+      <w:widowControl/>
+      <w:spacing w:before="140" w:after="80" w:line="254" w:lineRule="auto"/>
       <w:outlineLvl w:val="1"/>
     </w:pPr>
     <w:rPr>
       <w:rFonts w:ascii="Arial" w:hAnsi="Arial" w:eastAsia="Arial" w:cs="Arial"/>
       <w:b/>
       <w:bCs/>
-      <w:color w:val="173348"/>
+      <w:color w:val="152B3A"/>
       <w:sz w:val="24"/>
       <w:szCs w:val="26"/>
     </w:rPr>
@@ -1862,13 +2166,14 @@
     <w:rsid w:val="00FC693F"/>
     <w:pPr>
       <w:keepNext/>
-      <w:spacing w:after="120" w:line="250" w:lineRule="auto" w:before="0"/>
+      <w:widowControl/>
+      <w:spacing w:after="140" w:line="250" w:lineRule="auto" w:before="0"/>
       <w:contextualSpacing/>
     </w:pPr>
     <w:rPr>
       <w:rFonts w:ascii="Arial" w:hAnsi="Arial" w:eastAsia="Arial" w:cs="Arial"/>
-      <w:b w:val="0"/>
-      <w:color w:val="173348"/>
+      <w:b/>
+      <w:color w:val="152B3A"/>
       <w:spacing w:val="5"/>
       <w:kern w:val="28"/>
       <w:sz w:val="48"/>
@@ -1900,19 +2205,20 @@
     <w:rsid w:val="00FC693F"/>
     <w:pPr>
       <w:keepNext/>
+      <w:widowControl/>
       <w:numPr>
         <w:ilvl w:val="1"/>
       </w:numPr>
-      <w:spacing w:before="0" w:after="120" w:line="250" w:lineRule="auto"/>
+      <w:spacing w:before="0" w:after="200" w:line="252" w:lineRule="auto"/>
     </w:pPr>
     <w:rPr>
       <w:rFonts w:ascii="Arial" w:hAnsi="Arial" w:eastAsia="Arial" w:cs="Arial"/>
       <w:b w:val="0"/>
-      <w:i/>
+      <w:i w:val="0"/>
       <w:iCs/>
-      <w:color w:val="53626A"/>
+      <w:color w:val="54656C"/>
       <w:spacing w:val="15"/>
-      <w:sz w:val="24"/>
+      <w:sz w:val="22"/>
       <w:szCs w:val="24"/>
     </w:rPr>
   </w:style>
@@ -13207,48 +13513,53 @@
   <w:style w:type="paragraph" w:customStyle="1" w:styleId="Kicker">
     <w:name w:val="Kicker"/>
     <w:pPr>
-      <w:spacing w:before="0" w:after="120" w:line="250" w:lineRule="auto"/>
+      <w:keepNext/>
+      <w:widowControl/>
+      <w:spacing w:before="0" w:after="140" w:line="250" w:lineRule="auto"/>
     </w:pPr>
     <w:rPr>
       <w:rFonts w:ascii="Arial" w:hAnsi="Arial" w:eastAsia="Arial" w:cs="Arial"/>
       <w:b/>
-      <w:color w:val="28675C"/>
+      <w:color w:val="28685E"/>
       <w:sz w:val="18"/>
     </w:rPr>
   </w:style>
   <w:style w:type="paragraph" w:customStyle="1" w:styleId="Small">
     <w:name w:val="Small"/>
     <w:pPr>
-      <w:spacing w:before="0" w:after="120" w:line="250" w:lineRule="auto"/>
+      <w:widowControl/>
+      <w:spacing w:before="0" w:after="120" w:line="254" w:lineRule="auto"/>
     </w:pPr>
     <w:rPr>
       <w:rFonts w:ascii="Arial" w:hAnsi="Arial" w:eastAsia="Arial" w:cs="Arial"/>
       <w:b w:val="0"/>
-      <w:color w:val="53626A"/>
+      <w:color w:val="54656C"/>
       <w:sz w:val="18"/>
     </w:rPr>
   </w:style>
   <w:style w:type="paragraph" w:customStyle="1" w:styleId="ResponseLine">
     <w:name w:val="ResponseLine"/>
     <w:pPr>
-      <w:spacing w:before="0" w:after="0" w:line="440" w:lineRule="exact"/>
+      <w:widowControl/>
+      <w:spacing w:before="0" w:after="0" w:line="480" w:lineRule="exact"/>
     </w:pPr>
     <w:rPr>
       <w:rFonts w:ascii="Arial" w:hAnsi="Arial" w:eastAsia="Arial" w:cs="Arial"/>
       <w:b w:val="0"/>
-      <w:color w:val="25343E"/>
+      <w:color w:val="152B3A"/>
       <w:sz w:val="24"/>
     </w:rPr>
   </w:style>
   <w:style w:type="paragraph" w:customStyle="1" w:styleId="Callout">
     <w:name w:val="Callout"/>
     <w:pPr>
-      <w:spacing w:before="120" w:after="160" w:line="250" w:lineRule="auto"/>
+      <w:widowControl/>
+      <w:spacing w:before="120" w:after="180" w:line="254" w:lineRule="auto"/>
     </w:pPr>
     <w:rPr>
       <w:rFonts w:ascii="Arial" w:hAnsi="Arial" w:eastAsia="Arial" w:cs="Arial"/>
       <w:b w:val="0"/>
-      <w:color w:val="25343E"/>
+      <w:color w:val="152B3A"/>
       <w:sz w:val="22"/>
     </w:rPr>
   </w:style>
